--- a/data/packs/2026-07/ACCOUNT-1008-2026-07.docx
+++ b/data/packs/2026-07/ACCOUNT-1008-2026-07.docx
@@ -52,7 +52,7 @@
         <w:pStyle w:val="Heading2"/>
       </w:pPr>
       <w:r>
-        <w:t>Deflection</w:t>
+        <w:t>Self-service</w:t>
       </w:r>
     </w:p>
     <w:p>
